--- a/data/revised_2026-10_full/journal/Journal_General_Science.docx
+++ b/data/revised_2026-10_full/journal/Journal_General_Science.docx
@@ -82,10 +82,20 @@
       <w:r>
         <w:rPr>
           <w:rFonts w:ascii="Arial" w:cs="Arial" w:eastAsia="Arial" w:hAnsi="Arial"/>
+          <w:b/>
+          <w:bCs/>
           <w:sz w:val="17"/>
           <w:szCs w:val="17"/>
         </w:rPr>
-        <w:t xml:space="preserve">Rows shaded yellow need a teacher decision (a judgement call or a flag with no change made).</w:t>
+        <w:t xml:space="preserve">Items that need YOUR attention are marked and shaded: </w:t>
+      </w:r>
+      <w:r>
+        <w:rPr>
+          <w:rFonts w:ascii="Arial" w:cs="Arial" w:eastAsia="Arial" w:hAnsi="Arial"/>
+          <w:sz w:val="17"/>
+          <w:szCs w:val="17"/>
+        </w:rPr>
+        <w:t xml:space="preserve">ORANGE rows carry [FLAG]: a problem or question where no text was changed and you must decide what to do. YELLOW rows carry [DECISION]: Claude proposed a change that depends on a judgement call, please confirm it. To jump to them, press Ctrl+F and search for  [FLAG]  or  [DECISION] , or use the "Needs your attention" list at the top of each sub-strand (click an item number to jump to it).</w:t>
       </w:r>
     </w:p>
     <w:p>
@@ -354,6 +364,9 @@
         </w:tc>
       </w:tr>
       <w:tr>
+        <w:trPr>
+          <w:cantSplit w:val="false"/>
+        </w:trPr>
         <w:tc>
           <w:tcPr>
             <w:tcW w:type="dxa" w:w="5000"/>
@@ -536,6 +549,9 @@
         </w:tc>
       </w:tr>
       <w:tr>
+        <w:trPr>
+          <w:cantSplit w:val="false"/>
+        </w:trPr>
         <w:tc>
           <w:tcPr>
             <w:tcW w:type="dxa" w:w="5000"/>
@@ -1107,6 +1123,1159 @@
         <w:t xml:space="preserve"/>
       </w:r>
     </w:p>
+    <w:p>
+      <w:pPr>
+        <w:keepNext/>
+        <w:spacing w:after="60" w:before="60"/>
+      </w:pPr>
+      <w:r>
+        <w:rPr>
+          <w:rFonts w:ascii="Arial" w:cs="Arial" w:eastAsia="Arial" w:hAnsi="Arial"/>
+          <w:b/>
+          <w:bCs/>
+          <w:color w:val="C00000"/>
+          <w:sz w:val="20"/>
+          <w:szCs w:val="20"/>
+        </w:rPr>
+        <w:t xml:space="preserve">Needs your attention: 7 items (2 [FLAG], 5 [DECISION])</w:t>
+      </w:r>
+    </w:p>
+    <w:tbl>
+      <w:tblPr>
+        <w:tblW w:type="dxa" w:w="13680"/>
+        <w:tblBorders>
+          <w:top w:val="single" w:color="auto" w:sz="4"/>
+          <w:left w:val="single" w:color="auto" w:sz="4"/>
+          <w:bottom w:val="single" w:color="auto" w:sz="4"/>
+          <w:right w:val="single" w:color="auto" w:sz="4"/>
+          <w:insideH w:val="single" w:color="auto" w:sz="4"/>
+          <w:insideV w:val="single" w:color="auto" w:sz="4"/>
+        </w:tblBorders>
+      </w:tblPr>
+      <w:tblGrid>
+        <w:gridCol w:w="2300"/>
+        <w:gridCol w:w="2300"/>
+        <w:gridCol w:w="3300"/>
+        <w:gridCol w:w="5780"/>
+      </w:tblGrid>
+      <w:tr>
+        <w:trPr>
+          <w:cantSplit/>
+          <w:tblHeader/>
+        </w:trPr>
+        <w:tc>
+          <w:tcPr>
+            <w:tcW w:type="dxa" w:w="2300"/>
+            <w:tcBorders>
+              <w:top w:val="single" w:color="999999" w:sz="4"/>
+              <w:left w:val="single" w:color="999999" w:sz="4"/>
+              <w:bottom w:val="single" w:color="999999" w:sz="4"/>
+              <w:right w:val="single" w:color="999999" w:sz="4"/>
+            </w:tcBorders>
+            <w:shd w:fill="D5E8F0" w:color="auto" w:val="clear"/>
+            <w:tcMar>
+              <w:top w:type="dxa" w:w="50"/>
+              <w:left w:type="dxa" w:w="80"/>
+              <w:bottom w:type="dxa" w:w="50"/>
+              <w:right w:type="dxa" w:w="80"/>
+            </w:tcMar>
+          </w:tcPr>
+          <w:p>
+            <w:pPr>
+              <w:spacing w:after="60" w:before="0"/>
+            </w:pPr>
+            <w:r>
+              <w:rPr>
+                <w:rFonts w:ascii="Arial" w:cs="Arial" w:eastAsia="Arial" w:hAnsi="Arial"/>
+                <w:b/>
+                <w:bCs/>
+                <w:sz w:val="17"/>
+                <w:szCs w:val="17"/>
+              </w:rPr>
+              <w:t xml:space="preserve">Item (click to jump)</w:t>
+            </w:r>
+          </w:p>
+        </w:tc>
+        <w:tc>
+          <w:tcPr>
+            <w:tcW w:type="dxa" w:w="2300"/>
+            <w:tcBorders>
+              <w:top w:val="single" w:color="999999" w:sz="4"/>
+              <w:left w:val="single" w:color="999999" w:sz="4"/>
+              <w:bottom w:val="single" w:color="999999" w:sz="4"/>
+              <w:right w:val="single" w:color="999999" w:sz="4"/>
+            </w:tcBorders>
+            <w:shd w:fill="D5E8F0" w:color="auto" w:val="clear"/>
+            <w:tcMar>
+              <w:top w:type="dxa" w:w="50"/>
+              <w:left w:type="dxa" w:w="80"/>
+              <w:bottom w:type="dxa" w:w="50"/>
+              <w:right w:type="dxa" w:w="80"/>
+            </w:tcMar>
+          </w:tcPr>
+          <w:p>
+            <w:pPr>
+              <w:spacing w:after="60" w:before="0"/>
+            </w:pPr>
+            <w:r>
+              <w:rPr>
+                <w:rFonts w:ascii="Arial" w:cs="Arial" w:eastAsia="Arial" w:hAnsi="Arial"/>
+                <w:b/>
+                <w:bCs/>
+                <w:sz w:val="17"/>
+                <w:szCs w:val="17"/>
+              </w:rPr>
+              <w:t xml:space="preserve">Type</w:t>
+            </w:r>
+          </w:p>
+        </w:tc>
+        <w:tc>
+          <w:tcPr>
+            <w:tcW w:type="dxa" w:w="3300"/>
+            <w:tcBorders>
+              <w:top w:val="single" w:color="999999" w:sz="4"/>
+              <w:left w:val="single" w:color="999999" w:sz="4"/>
+              <w:bottom w:val="single" w:color="999999" w:sz="4"/>
+              <w:right w:val="single" w:color="999999" w:sz="4"/>
+            </w:tcBorders>
+            <w:shd w:fill="D5E8F0" w:color="auto" w:val="clear"/>
+            <w:tcMar>
+              <w:top w:type="dxa" w:w="50"/>
+              <w:left w:type="dxa" w:w="80"/>
+              <w:bottom w:type="dxa" w:w="50"/>
+              <w:right w:type="dxa" w:w="80"/>
+            </w:tcMar>
+          </w:tcPr>
+          <w:p>
+            <w:pPr>
+              <w:spacing w:after="60" w:before="0"/>
+            </w:pPr>
+            <w:r>
+              <w:rPr>
+                <w:rFonts w:ascii="Arial" w:cs="Arial" w:eastAsia="Arial" w:hAnsi="Arial"/>
+                <w:b/>
+                <w:bCs/>
+                <w:sz w:val="17"/>
+                <w:szCs w:val="17"/>
+              </w:rPr>
+              <w:t xml:space="preserve">Where</w:t>
+            </w:r>
+          </w:p>
+        </w:tc>
+        <w:tc>
+          <w:tcPr>
+            <w:tcW w:type="dxa" w:w="5780"/>
+            <w:tcBorders>
+              <w:top w:val="single" w:color="999999" w:sz="4"/>
+              <w:left w:val="single" w:color="999999" w:sz="4"/>
+              <w:bottom w:val="single" w:color="999999" w:sz="4"/>
+              <w:right w:val="single" w:color="999999" w:sz="4"/>
+            </w:tcBorders>
+            <w:shd w:fill="D5E8F0" w:color="auto" w:val="clear"/>
+            <w:tcMar>
+              <w:top w:type="dxa" w:w="50"/>
+              <w:left w:type="dxa" w:w="80"/>
+              <w:bottom w:type="dxa" w:w="50"/>
+              <w:right w:type="dxa" w:w="80"/>
+            </w:tcMar>
+          </w:tcPr>
+          <w:p>
+            <w:pPr>
+              <w:spacing w:after="60" w:before="0"/>
+            </w:pPr>
+            <w:r>
+              <w:rPr>
+                <w:rFonts w:ascii="Arial" w:cs="Arial" w:eastAsia="Arial" w:hAnsi="Arial"/>
+                <w:b/>
+                <w:bCs/>
+                <w:sz w:val="17"/>
+                <w:szCs w:val="17"/>
+              </w:rPr>
+              <w:t xml:space="preserve">What</w:t>
+            </w:r>
+          </w:p>
+        </w:tc>
+      </w:tr>
+      <w:tr>
+        <w:trPr>
+          <w:cantSplit/>
+        </w:trPr>
+        <w:tc>
+          <w:tcPr>
+            <w:tcW w:type="dxa" w:w="2300"/>
+            <w:tcBorders>
+              <w:top w:val="single" w:color="999999" w:sz="4"/>
+              <w:left w:val="single" w:color="999999" w:sz="4"/>
+              <w:bottom w:val="single" w:color="999999" w:sz="4"/>
+              <w:right w:val="single" w:color="999999" w:sz="4"/>
+            </w:tcBorders>
+            <w:shd w:fill="FFF2CC" w:color="auto" w:val="clear"/>
+            <w:tcMar>
+              <w:top w:type="dxa" w:w="50"/>
+              <w:left w:type="dxa" w:w="80"/>
+              <w:bottom w:type="dxa" w:w="50"/>
+              <w:right w:type="dxa" w:w="80"/>
+            </w:tcMar>
+          </w:tcPr>
+          <w:p>
+            <w:pPr>
+              <w:spacing w:after="40"/>
+            </w:pPr>
+            <w:hyperlink w:history="1" w:anchor="i_gensci_3_1_013">
+              <w:r>
+                <w:rPr>
+                  <w:rFonts w:ascii="Arial" w:cs="Arial" w:eastAsia="Arial" w:hAnsi="Arial"/>
+                  <w:b/>
+                  <w:bCs/>
+                  <w:color w:val="0563C1"/>
+                  <w:sz w:val="17"/>
+                  <w:szCs w:val="17"/>
+                  <w:u w:val="single"/>
+                </w:rPr>
+                <w:t xml:space="preserve">gensci_3_1-013</w:t>
+              </w:r>
+            </w:hyperlink>
+          </w:p>
+        </w:tc>
+        <w:tc>
+          <w:tcPr>
+            <w:tcW w:type="dxa" w:w="2300"/>
+            <w:tcBorders>
+              <w:top w:val="single" w:color="999999" w:sz="4"/>
+              <w:left w:val="single" w:color="999999" w:sz="4"/>
+              <w:bottom w:val="single" w:color="999999" w:sz="4"/>
+              <w:right w:val="single" w:color="999999" w:sz="4"/>
+            </w:tcBorders>
+            <w:shd w:fill="FFF2CC" w:color="auto" w:val="clear"/>
+            <w:tcMar>
+              <w:top w:type="dxa" w:w="50"/>
+              <w:left w:type="dxa" w:w="80"/>
+              <w:bottom w:type="dxa" w:w="50"/>
+              <w:right w:type="dxa" w:w="80"/>
+            </w:tcMar>
+          </w:tcPr>
+          <w:p>
+            <w:pPr>
+              <w:spacing w:after="60" w:before="0"/>
+            </w:pPr>
+            <w:r>
+              <w:rPr>
+                <w:rFonts w:ascii="Arial" w:cs="Arial" w:eastAsia="Arial" w:hAnsi="Arial"/>
+                <w:b/>
+                <w:bCs/>
+                <w:color w:val="C55A11"/>
+                <w:sz w:val="17"/>
+                <w:szCs w:val="17"/>
+              </w:rPr>
+              <w:t xml:space="preserve">[DECISION] change proposed</w:t>
+            </w:r>
+          </w:p>
+        </w:tc>
+        <w:tc>
+          <w:tcPr>
+            <w:tcW w:type="dxa" w:w="3300"/>
+            <w:tcBorders>
+              <w:top w:val="single" w:color="999999" w:sz="4"/>
+              <w:left w:val="single" w:color="999999" w:sz="4"/>
+              <w:bottom w:val="single" w:color="999999" w:sz="4"/>
+              <w:right w:val="single" w:color="999999" w:sz="4"/>
+            </w:tcBorders>
+            <w:shd w:fill="FFF2CC" w:color="auto" w:val="clear"/>
+            <w:tcMar>
+              <w:top w:type="dxa" w:w="50"/>
+              <w:left w:type="dxa" w:w="80"/>
+              <w:bottom w:type="dxa" w:w="50"/>
+              <w:right w:type="dxa" w:w="80"/>
+            </w:tcMar>
+          </w:tcPr>
+          <w:p>
+            <w:pPr>
+              <w:spacing w:after="60" w:before="0"/>
+            </w:pPr>
+            <w:r>
+              <w:rPr>
+                <w:rFonts w:ascii="Arial" w:cs="Arial" w:eastAsia="Arial" w:hAnsi="Arial"/>
+                <w:sz w:val="17"/>
+                <w:szCs w:val="17"/>
+              </w:rPr>
+              <w:t xml:space="preserve">Lesson 2, Observe Phase, teacherMoves</w:t>
+            </w:r>
+          </w:p>
+        </w:tc>
+        <w:tc>
+          <w:tcPr>
+            <w:tcW w:type="dxa" w:w="5780"/>
+            <w:tcBorders>
+              <w:top w:val="single" w:color="999999" w:sz="4"/>
+              <w:left w:val="single" w:color="999999" w:sz="4"/>
+              <w:bottom w:val="single" w:color="999999" w:sz="4"/>
+              <w:right w:val="single" w:color="999999" w:sz="4"/>
+            </w:tcBorders>
+            <w:shd w:fill="FFF2CC" w:color="auto" w:val="clear"/>
+            <w:tcMar>
+              <w:top w:type="dxa" w:w="50"/>
+              <w:left w:type="dxa" w:w="80"/>
+              <w:bottom w:type="dxa" w:w="50"/>
+              <w:right w:type="dxa" w:w="80"/>
+            </w:tcMar>
+          </w:tcPr>
+          <w:p>
+            <w:pPr>
+              <w:spacing w:after="60" w:before="0"/>
+            </w:pPr>
+            <w:r>
+              <w:rPr>
+                <w:rFonts w:ascii="Arial" w:cs="Arial" w:eastAsia="Arial" w:hAnsi="Arial"/>
+                <w:sz w:val="17"/>
+                <w:szCs w:val="17"/>
+              </w:rPr>
+              <w:t xml:space="preserve">Slotted masses are not in every partner school. The lesson only listed slotted masses; a low-cost substitute is now given. The teacher must decide which substitute their school actually has (bottles of water, packets of sugar or flour, stones weighed on a bal…</w:t>
+            </w:r>
+          </w:p>
+        </w:tc>
+      </w:tr>
+      <w:tr>
+        <w:trPr>
+          <w:cantSplit/>
+        </w:trPr>
+        <w:tc>
+          <w:tcPr>
+            <w:tcW w:type="dxa" w:w="2300"/>
+            <w:tcBorders>
+              <w:top w:val="single" w:color="999999" w:sz="4"/>
+              <w:left w:val="single" w:color="999999" w:sz="4"/>
+              <w:bottom w:val="single" w:color="999999" w:sz="4"/>
+              <w:right w:val="single" w:color="999999" w:sz="4"/>
+            </w:tcBorders>
+            <w:shd w:fill="FFF2CC" w:color="auto" w:val="clear"/>
+            <w:tcMar>
+              <w:top w:type="dxa" w:w="50"/>
+              <w:left w:type="dxa" w:w="80"/>
+              <w:bottom w:type="dxa" w:w="50"/>
+              <w:right w:type="dxa" w:w="80"/>
+            </w:tcMar>
+          </w:tcPr>
+          <w:p>
+            <w:pPr>
+              <w:spacing w:after="40"/>
+            </w:pPr>
+            <w:hyperlink w:history="1" w:anchor="i_gensci_3_1_021">
+              <w:r>
+                <w:rPr>
+                  <w:rFonts w:ascii="Arial" w:cs="Arial" w:eastAsia="Arial" w:hAnsi="Arial"/>
+                  <w:b/>
+                  <w:bCs/>
+                  <w:color w:val="0563C1"/>
+                  <w:sz w:val="17"/>
+                  <w:szCs w:val="17"/>
+                  <w:u w:val="single"/>
+                </w:rPr>
+                <w:t xml:space="preserve">gensci_3_1-021</w:t>
+              </w:r>
+            </w:hyperlink>
+          </w:p>
+        </w:tc>
+        <w:tc>
+          <w:tcPr>
+            <w:tcW w:type="dxa" w:w="2300"/>
+            <w:tcBorders>
+              <w:top w:val="single" w:color="999999" w:sz="4"/>
+              <w:left w:val="single" w:color="999999" w:sz="4"/>
+              <w:bottom w:val="single" w:color="999999" w:sz="4"/>
+              <w:right w:val="single" w:color="999999" w:sz="4"/>
+            </w:tcBorders>
+            <w:shd w:fill="FFF2CC" w:color="auto" w:val="clear"/>
+            <w:tcMar>
+              <w:top w:type="dxa" w:w="50"/>
+              <w:left w:type="dxa" w:w="80"/>
+              <w:bottom w:type="dxa" w:w="50"/>
+              <w:right w:type="dxa" w:w="80"/>
+            </w:tcMar>
+          </w:tcPr>
+          <w:p>
+            <w:pPr>
+              <w:spacing w:after="60" w:before="0"/>
+            </w:pPr>
+            <w:r>
+              <w:rPr>
+                <w:rFonts w:ascii="Arial" w:cs="Arial" w:eastAsia="Arial" w:hAnsi="Arial"/>
+                <w:b/>
+                <w:bCs/>
+                <w:color w:val="C55A11"/>
+                <w:sz w:val="17"/>
+                <w:szCs w:val="17"/>
+              </w:rPr>
+              <w:t xml:space="preserve">[DECISION] change proposed</w:t>
+            </w:r>
+          </w:p>
+        </w:tc>
+        <w:tc>
+          <w:tcPr>
+            <w:tcW w:type="dxa" w:w="3300"/>
+            <w:tcBorders>
+              <w:top w:val="single" w:color="999999" w:sz="4"/>
+              <w:left w:val="single" w:color="999999" w:sz="4"/>
+              <w:bottom w:val="single" w:color="999999" w:sz="4"/>
+              <w:right w:val="single" w:color="999999" w:sz="4"/>
+            </w:tcBorders>
+            <w:shd w:fill="FFF2CC" w:color="auto" w:val="clear"/>
+            <w:tcMar>
+              <w:top w:type="dxa" w:w="50"/>
+              <w:left w:type="dxa" w:w="80"/>
+              <w:bottom w:type="dxa" w:w="50"/>
+              <w:right w:type="dxa" w:w="80"/>
+            </w:tcMar>
+          </w:tcPr>
+          <w:p>
+            <w:pPr>
+              <w:spacing w:after="60" w:before="0"/>
+            </w:pPr>
+            <w:r>
+              <w:rPr>
+                <w:rFonts w:ascii="Arial" w:cs="Arial" w:eastAsia="Arial" w:hAnsi="Arial"/>
+                <w:sz w:val="17"/>
+                <w:szCs w:val="17"/>
+              </w:rPr>
+              <w:t xml:space="preserve">Lesson 3, Explain Phase, teacherMoves</w:t>
+            </w:r>
+          </w:p>
+        </w:tc>
+        <w:tc>
+          <w:tcPr>
+            <w:tcW w:type="dxa" w:w="5780"/>
+            <w:tcBorders>
+              <w:top w:val="single" w:color="999999" w:sz="4"/>
+              <w:left w:val="single" w:color="999999" w:sz="4"/>
+              <w:bottom w:val="single" w:color="999999" w:sz="4"/>
+              <w:right w:val="single" w:color="999999" w:sz="4"/>
+            </w:tcBorders>
+            <w:shd w:fill="FFF2CC" w:color="auto" w:val="clear"/>
+            <w:tcMar>
+              <w:top w:type="dxa" w:w="50"/>
+              <w:left w:type="dxa" w:w="80"/>
+              <w:bottom w:type="dxa" w:w="50"/>
+              <w:right w:type="dxa" w:w="80"/>
+            </w:tcMar>
+          </w:tcPr>
+          <w:p>
+            <w:pPr>
+              <w:spacing w:after="60" w:before="0"/>
+            </w:pPr>
+            <w:r>
+              <w:rPr>
+                <w:rFonts w:ascii="Arial" w:cs="Arial" w:eastAsia="Arial" w:hAnsi="Arial"/>
+                <w:sz w:val="17"/>
+                <w:szCs w:val="17"/>
+              </w:rPr>
+              <w:t xml:space="preserve">No Kiswahili or English-learner support appeared anywhere in the sequence. A short, optional support was added where the key words are first written down. The teacher must decide the Kiswahili terms: they are everyday words, but KICD or the school's Kiswahili…</w:t>
+            </w:r>
+          </w:p>
+        </w:tc>
+      </w:tr>
+      <w:tr>
+        <w:trPr>
+          <w:cantSplit/>
+        </w:trPr>
+        <w:tc>
+          <w:tcPr>
+            <w:tcW w:type="dxa" w:w="2300"/>
+            <w:tcBorders>
+              <w:top w:val="single" w:color="999999" w:sz="4"/>
+              <w:left w:val="single" w:color="999999" w:sz="4"/>
+              <w:bottom w:val="single" w:color="999999" w:sz="4"/>
+              <w:right w:val="single" w:color="999999" w:sz="4"/>
+            </w:tcBorders>
+            <w:shd w:fill="FFF2CC" w:color="auto" w:val="clear"/>
+            <w:tcMar>
+              <w:top w:type="dxa" w:w="50"/>
+              <w:left w:type="dxa" w:w="80"/>
+              <w:bottom w:type="dxa" w:w="50"/>
+              <w:right w:type="dxa" w:w="80"/>
+            </w:tcMar>
+          </w:tcPr>
+          <w:p>
+            <w:pPr>
+              <w:spacing w:after="40"/>
+            </w:pPr>
+            <w:hyperlink w:history="1" w:anchor="i_gensci_3_1_G_L4">
+              <w:r>
+                <w:rPr>
+                  <w:rFonts w:ascii="Arial" w:cs="Arial" w:eastAsia="Arial" w:hAnsi="Arial"/>
+                  <w:b/>
+                  <w:bCs/>
+                  <w:color w:val="0563C1"/>
+                  <w:sz w:val="17"/>
+                  <w:szCs w:val="17"/>
+                  <w:u w:val="single"/>
+                </w:rPr>
+                <w:t xml:space="preserve">gensci_3_1 G-L4</w:t>
+              </w:r>
+            </w:hyperlink>
+          </w:p>
+        </w:tc>
+        <w:tc>
+          <w:tcPr>
+            <w:tcW w:type="dxa" w:w="2300"/>
+            <w:tcBorders>
+              <w:top w:val="single" w:color="999999" w:sz="4"/>
+              <w:left w:val="single" w:color="999999" w:sz="4"/>
+              <w:bottom w:val="single" w:color="999999" w:sz="4"/>
+              <w:right w:val="single" w:color="999999" w:sz="4"/>
+            </w:tcBorders>
+            <w:shd w:fill="FFF2CC" w:color="auto" w:val="clear"/>
+            <w:tcMar>
+              <w:top w:type="dxa" w:w="50"/>
+              <w:left w:type="dxa" w:w="80"/>
+              <w:bottom w:type="dxa" w:w="50"/>
+              <w:right w:type="dxa" w:w="80"/>
+            </w:tcMar>
+          </w:tcPr>
+          <w:p>
+            <w:pPr>
+              <w:spacing w:after="60" w:before="0"/>
+            </w:pPr>
+            <w:r>
+              <w:rPr>
+                <w:rFonts w:ascii="Arial" w:cs="Arial" w:eastAsia="Arial" w:hAnsi="Arial"/>
+                <w:b/>
+                <w:bCs/>
+                <w:color w:val="C55A11"/>
+                <w:sz w:val="17"/>
+                <w:szCs w:val="17"/>
+              </w:rPr>
+              <w:t xml:space="preserve">[DECISION] change proposed</w:t>
+            </w:r>
+          </w:p>
+        </w:tc>
+        <w:tc>
+          <w:tcPr>
+            <w:tcW w:type="dxa" w:w="3300"/>
+            <w:tcBorders>
+              <w:top w:val="single" w:color="999999" w:sz="4"/>
+              <w:left w:val="single" w:color="999999" w:sz="4"/>
+              <w:bottom w:val="single" w:color="999999" w:sz="4"/>
+              <w:right w:val="single" w:color="999999" w:sz="4"/>
+            </w:tcBorders>
+            <w:shd w:fill="FFF2CC" w:color="auto" w:val="clear"/>
+            <w:tcMar>
+              <w:top w:type="dxa" w:w="50"/>
+              <w:left w:type="dxa" w:w="80"/>
+              <w:bottom w:type="dxa" w:w="50"/>
+              <w:right w:type="dxa" w:w="80"/>
+            </w:tcMar>
+          </w:tcPr>
+          <w:p>
+            <w:pPr>
+              <w:spacing w:after="60" w:before="0"/>
+            </w:pPr>
+            <w:r>
+              <w:rPr>
+                <w:rFonts w:ascii="Arial" w:cs="Arial" w:eastAsia="Arial" w:hAnsi="Arial"/>
+                <w:sz w:val="17"/>
+                <w:szCs w:val="17"/>
+              </w:rPr>
+              <w:t xml:space="preserve">Lesson 4, slo.purpose</w:t>
+            </w:r>
+          </w:p>
+        </w:tc>
+        <w:tc>
+          <w:tcPr>
+            <w:tcW w:type="dxa" w:w="5780"/>
+            <w:tcBorders>
+              <w:top w:val="single" w:color="999999" w:sz="4"/>
+              <w:left w:val="single" w:color="999999" w:sz="4"/>
+              <w:bottom w:val="single" w:color="999999" w:sz="4"/>
+              <w:right w:val="single" w:color="999999" w:sz="4"/>
+            </w:tcBorders>
+            <w:shd w:fill="FFF2CC" w:color="auto" w:val="clear"/>
+            <w:tcMar>
+              <w:top w:type="dxa" w:w="50"/>
+              <w:left w:type="dxa" w:w="80"/>
+              <w:bottom w:type="dxa" w:w="50"/>
+              <w:right w:type="dxa" w:w="80"/>
+            </w:tcMar>
+          </w:tcPr>
+          <w:p>
+            <w:pPr>
+              <w:spacing w:after="60" w:before="0"/>
+            </w:pPr>
+            <w:r>
+              <w:rPr>
+                <w:rFonts w:ascii="Arial" w:cs="Arial" w:eastAsia="Arial" w:hAnsi="Arial"/>
+                <w:sz w:val="17"/>
+                <w:szCs w:val="17"/>
+              </w:rPr>
+              <w:t xml:space="preserve">Lesson 4 said the two-handed jembe grip is a couple that explains handle length, mixing up 'distance between the forces' with 'distance from the pivot'; the jembe stays a single-force moment about the blade and the couple is taught on a steering wheel, tap an…</w:t>
+            </w:r>
+          </w:p>
+        </w:tc>
+      </w:tr>
+      <w:tr>
+        <w:trPr>
+          <w:cantSplit/>
+        </w:trPr>
+        <w:tc>
+          <w:tcPr>
+            <w:tcW w:type="dxa" w:w="2300"/>
+            <w:tcBorders>
+              <w:top w:val="single" w:color="999999" w:sz="4"/>
+              <w:left w:val="single" w:color="999999" w:sz="4"/>
+              <w:bottom w:val="single" w:color="999999" w:sz="4"/>
+              <w:right w:val="single" w:color="999999" w:sz="4"/>
+            </w:tcBorders>
+            <w:shd w:fill="FFF2CC" w:color="auto" w:val="clear"/>
+            <w:tcMar>
+              <w:top w:type="dxa" w:w="50"/>
+              <w:left w:type="dxa" w:w="80"/>
+              <w:bottom w:type="dxa" w:w="50"/>
+              <w:right w:type="dxa" w:w="80"/>
+            </w:tcMar>
+          </w:tcPr>
+          <w:p>
+            <w:pPr>
+              <w:spacing w:after="40"/>
+            </w:pPr>
+            <w:hyperlink w:history="1" w:anchor="i_gensci_3_1_035">
+              <w:r>
+                <w:rPr>
+                  <w:rFonts w:ascii="Arial" w:cs="Arial" w:eastAsia="Arial" w:hAnsi="Arial"/>
+                  <w:b/>
+                  <w:bCs/>
+                  <w:color w:val="0563C1"/>
+                  <w:sz w:val="17"/>
+                  <w:szCs w:val="17"/>
+                  <w:u w:val="single"/>
+                </w:rPr>
+                <w:t xml:space="preserve">gensci_3_1-035</w:t>
+              </w:r>
+            </w:hyperlink>
+          </w:p>
+        </w:tc>
+        <w:tc>
+          <w:tcPr>
+            <w:tcW w:type="dxa" w:w="2300"/>
+            <w:tcBorders>
+              <w:top w:val="single" w:color="999999" w:sz="4"/>
+              <w:left w:val="single" w:color="999999" w:sz="4"/>
+              <w:bottom w:val="single" w:color="999999" w:sz="4"/>
+              <w:right w:val="single" w:color="999999" w:sz="4"/>
+            </w:tcBorders>
+            <w:shd w:fill="FFF2CC" w:color="auto" w:val="clear"/>
+            <w:tcMar>
+              <w:top w:type="dxa" w:w="50"/>
+              <w:left w:type="dxa" w:w="80"/>
+              <w:bottom w:type="dxa" w:w="50"/>
+              <w:right w:type="dxa" w:w="80"/>
+            </w:tcMar>
+          </w:tcPr>
+          <w:p>
+            <w:pPr>
+              <w:spacing w:after="60" w:before="0"/>
+            </w:pPr>
+            <w:r>
+              <w:rPr>
+                <w:rFonts w:ascii="Arial" w:cs="Arial" w:eastAsia="Arial" w:hAnsi="Arial"/>
+                <w:b/>
+                <w:bCs/>
+                <w:color w:val="C55A11"/>
+                <w:sz w:val="17"/>
+                <w:szCs w:val="17"/>
+              </w:rPr>
+              <w:t xml:space="preserve">[DECISION] change proposed</w:t>
+            </w:r>
+          </w:p>
+        </w:tc>
+        <w:tc>
+          <w:tcPr>
+            <w:tcW w:type="dxa" w:w="3300"/>
+            <w:tcBorders>
+              <w:top w:val="single" w:color="999999" w:sz="4"/>
+              <w:left w:val="single" w:color="999999" w:sz="4"/>
+              <w:bottom w:val="single" w:color="999999" w:sz="4"/>
+              <w:right w:val="single" w:color="999999" w:sz="4"/>
+            </w:tcBorders>
+            <w:shd w:fill="FFF2CC" w:color="auto" w:val="clear"/>
+            <w:tcMar>
+              <w:top w:type="dxa" w:w="50"/>
+              <w:left w:type="dxa" w:w="80"/>
+              <w:bottom w:type="dxa" w:w="50"/>
+              <w:right w:type="dxa" w:w="80"/>
+            </w:tcMar>
+          </w:tcPr>
+          <w:p>
+            <w:pPr>
+              <w:spacing w:after="60" w:before="0"/>
+            </w:pPr>
+            <w:r>
+              <w:rPr>
+                <w:rFonts w:ascii="Arial" w:cs="Arial" w:eastAsia="Arial" w:hAnsi="Arial"/>
+                <w:sz w:val="17"/>
+                <w:szCs w:val="17"/>
+              </w:rPr>
+              <w:t xml:space="preserve">Lesson 4, Observe Phase, teacherMoves</w:t>
+            </w:r>
+          </w:p>
+        </w:tc>
+        <w:tc>
+          <w:tcPr>
+            <w:tcW w:type="dxa" w:w="5780"/>
+            <w:tcBorders>
+              <w:top w:val="single" w:color="999999" w:sz="4"/>
+              <w:left w:val="single" w:color="999999" w:sz="4"/>
+              <w:bottom w:val="single" w:color="999999" w:sz="4"/>
+              <w:right w:val="single" w:color="999999" w:sz="4"/>
+            </w:tcBorders>
+            <w:shd w:fill="FFF2CC" w:color="auto" w:val="clear"/>
+            <w:tcMar>
+              <w:top w:type="dxa" w:w="50"/>
+              <w:left w:type="dxa" w:w="80"/>
+              <w:bottom w:type="dxa" w:w="50"/>
+              <w:right w:type="dxa" w:w="80"/>
+            </w:tcMar>
+          </w:tcPr>
+          <w:p>
+            <w:pPr>
+              <w:spacing w:after="60" w:before="0"/>
+            </w:pPr>
+            <w:r>
+              <w:rPr>
+                <w:rFonts w:ascii="Arial" w:cs="Arial" w:eastAsia="Arial" w:hAnsi="Arial"/>
+                <w:sz w:val="17"/>
+                <w:szCs w:val="17"/>
+              </w:rPr>
+              <w:t xml:space="preserve">Clamp stands and two spring balances per group are not available in every partner school. The teacher must decide whether this qualitative substitute suits the school's equipment.</w:t>
+            </w:r>
+          </w:p>
+        </w:tc>
+      </w:tr>
+      <w:tr>
+        <w:trPr>
+          <w:cantSplit/>
+        </w:trPr>
+        <w:tc>
+          <w:tcPr>
+            <w:tcW w:type="dxa" w:w="2300"/>
+            <w:tcBorders>
+              <w:top w:val="single" w:color="999999" w:sz="4"/>
+              <w:left w:val="single" w:color="999999" w:sz="4"/>
+              <w:bottom w:val="single" w:color="999999" w:sz="4"/>
+              <w:right w:val="single" w:color="999999" w:sz="4"/>
+            </w:tcBorders>
+            <w:shd w:fill="FFF2CC" w:color="auto" w:val="clear"/>
+            <w:tcMar>
+              <w:top w:type="dxa" w:w="50"/>
+              <w:left w:type="dxa" w:w="80"/>
+              <w:bottom w:type="dxa" w:w="50"/>
+              <w:right w:type="dxa" w:w="80"/>
+            </w:tcMar>
+          </w:tcPr>
+          <w:p>
+            <w:pPr>
+              <w:spacing w:after="40"/>
+            </w:pPr>
+            <w:hyperlink w:history="1" w:anchor="i_gensci_3_1_G_L8TP">
+              <w:r>
+                <w:rPr>
+                  <w:rFonts w:ascii="Arial" w:cs="Arial" w:eastAsia="Arial" w:hAnsi="Arial"/>
+                  <w:b/>
+                  <w:bCs/>
+                  <w:color w:val="0563C1"/>
+                  <w:sz w:val="17"/>
+                  <w:szCs w:val="17"/>
+                  <w:u w:val="single"/>
+                </w:rPr>
+                <w:t xml:space="preserve">gensci_3_1 G-L8TP</w:t>
+              </w:r>
+            </w:hyperlink>
+          </w:p>
+        </w:tc>
+        <w:tc>
+          <w:tcPr>
+            <w:tcW w:type="dxa" w:w="2300"/>
+            <w:tcBorders>
+              <w:top w:val="single" w:color="999999" w:sz="4"/>
+              <w:left w:val="single" w:color="999999" w:sz="4"/>
+              <w:bottom w:val="single" w:color="999999" w:sz="4"/>
+              <w:right w:val="single" w:color="999999" w:sz="4"/>
+            </w:tcBorders>
+            <w:shd w:fill="FFF2CC" w:color="auto" w:val="clear"/>
+            <w:tcMar>
+              <w:top w:type="dxa" w:w="50"/>
+              <w:left w:type="dxa" w:w="80"/>
+              <w:bottom w:type="dxa" w:w="50"/>
+              <w:right w:type="dxa" w:w="80"/>
+            </w:tcMar>
+          </w:tcPr>
+          <w:p>
+            <w:pPr>
+              <w:spacing w:after="60" w:before="0"/>
+            </w:pPr>
+            <w:r>
+              <w:rPr>
+                <w:rFonts w:ascii="Arial" w:cs="Arial" w:eastAsia="Arial" w:hAnsi="Arial"/>
+                <w:b/>
+                <w:bCs/>
+                <w:color w:val="C55A11"/>
+                <w:sz w:val="17"/>
+                <w:szCs w:val="17"/>
+              </w:rPr>
+              <w:t xml:space="preserve">[DECISION] change proposed</w:t>
+            </w:r>
+          </w:p>
+        </w:tc>
+        <w:tc>
+          <w:tcPr>
+            <w:tcW w:type="dxa" w:w="3300"/>
+            <w:tcBorders>
+              <w:top w:val="single" w:color="999999" w:sz="4"/>
+              <w:left w:val="single" w:color="999999" w:sz="4"/>
+              <w:bottom w:val="single" w:color="999999" w:sz="4"/>
+              <w:right w:val="single" w:color="999999" w:sz="4"/>
+            </w:tcBorders>
+            <w:shd w:fill="FFF2CC" w:color="auto" w:val="clear"/>
+            <w:tcMar>
+              <w:top w:type="dxa" w:w="50"/>
+              <w:left w:type="dxa" w:w="80"/>
+              <w:bottom w:type="dxa" w:w="50"/>
+              <w:right w:type="dxa" w:w="80"/>
+            </w:tcMar>
+          </w:tcPr>
+          <w:p>
+            <w:pPr>
+              <w:spacing w:after="60" w:before="0"/>
+            </w:pPr>
+            <w:r>
+              <w:rPr>
+                <w:rFonts w:ascii="Arial" w:cs="Arial" w:eastAsia="Arial" w:hAnsi="Arial"/>
+                <w:sz w:val="17"/>
+                <w:szCs w:val="17"/>
+              </w:rPr>
+              <w:t xml:space="preserve">Lesson 8, Explain Phase, learnerExperience</w:t>
+            </w:r>
+          </w:p>
+        </w:tc>
+        <w:tc>
+          <w:tcPr>
+            <w:tcW w:type="dxa" w:w="5780"/>
+            <w:tcBorders>
+              <w:top w:val="single" w:color="999999" w:sz="4"/>
+              <w:left w:val="single" w:color="999999" w:sz="4"/>
+              <w:bottom w:val="single" w:color="999999" w:sz="4"/>
+              <w:right w:val="single" w:color="999999" w:sz="4"/>
+            </w:tcBorders>
+            <w:shd w:fill="FFF2CC" w:color="auto" w:val="clear"/>
+            <w:tcMar>
+              <w:top w:type="dxa" w:w="50"/>
+              <w:left w:type="dxa" w:w="80"/>
+              <w:bottom w:type="dxa" w:w="50"/>
+              <w:right w:type="dxa" w:w="80"/>
+            </w:tcMar>
+          </w:tcPr>
+          <w:p>
+            <w:pPr>
+              <w:spacing w:after="60" w:before="0"/>
+            </w:pPr>
+            <w:r>
+              <w:rPr>
+                <w:rFonts w:ascii="Arial" w:cs="Arial" w:eastAsia="Arial" w:hAnsi="Arial"/>
+                <w:sz w:val="17"/>
+                <w:szCs w:val="17"/>
+              </w:rPr>
+              <w:t xml:space="preserve">Assessing every learner one by one on the metre rule in 15 minutes was impossible for 40 learners (under 40 seconds each); now groups of four or five at stations, each member answering one question. As written, the teacher called learners one at a time to ONE…</w:t>
+            </w:r>
+          </w:p>
+        </w:tc>
+      </w:tr>
+      <w:tr>
+        <w:trPr>
+          <w:cantSplit/>
+        </w:trPr>
+        <w:tc>
+          <w:tcPr>
+            <w:tcW w:type="dxa" w:w="2300"/>
+            <w:tcBorders>
+              <w:top w:val="single" w:color="999999" w:sz="4"/>
+              <w:left w:val="single" w:color="999999" w:sz="4"/>
+              <w:bottom w:val="single" w:color="999999" w:sz="4"/>
+              <w:right w:val="single" w:color="999999" w:sz="4"/>
+            </w:tcBorders>
+            <w:shd w:fill="F8CBAD" w:color="auto" w:val="clear"/>
+            <w:tcMar>
+              <w:top w:type="dxa" w:w="50"/>
+              <w:left w:type="dxa" w:w="80"/>
+              <w:bottom w:type="dxa" w:w="50"/>
+              <w:right w:type="dxa" w:w="80"/>
+            </w:tcMar>
+          </w:tcPr>
+          <w:p>
+            <w:pPr>
+              <w:spacing w:after="40"/>
+            </w:pPr>
+            <w:hyperlink w:history="1" w:anchor="i_gensci_3_1_003">
+              <w:r>
+                <w:rPr>
+                  <w:rFonts w:ascii="Arial" w:cs="Arial" w:eastAsia="Arial" w:hAnsi="Arial"/>
+                  <w:b/>
+                  <w:bCs/>
+                  <w:color w:val="0563C1"/>
+                  <w:sz w:val="17"/>
+                  <w:szCs w:val="17"/>
+                  <w:u w:val="single"/>
+                </w:rPr>
+                <w:t xml:space="preserve">gensci_3_1-003</w:t>
+              </w:r>
+            </w:hyperlink>
+          </w:p>
+        </w:tc>
+        <w:tc>
+          <w:tcPr>
+            <w:tcW w:type="dxa" w:w="2300"/>
+            <w:tcBorders>
+              <w:top w:val="single" w:color="999999" w:sz="4"/>
+              <w:left w:val="single" w:color="999999" w:sz="4"/>
+              <w:bottom w:val="single" w:color="999999" w:sz="4"/>
+              <w:right w:val="single" w:color="999999" w:sz="4"/>
+            </w:tcBorders>
+            <w:shd w:fill="F8CBAD" w:color="auto" w:val="clear"/>
+            <w:tcMar>
+              <w:top w:type="dxa" w:w="50"/>
+              <w:left w:type="dxa" w:w="80"/>
+              <w:bottom w:type="dxa" w:w="50"/>
+              <w:right w:type="dxa" w:w="80"/>
+            </w:tcMar>
+          </w:tcPr>
+          <w:p>
+            <w:pPr>
+              <w:spacing w:after="60" w:before="0"/>
+            </w:pPr>
+            <w:r>
+              <w:rPr>
+                <w:rFonts w:ascii="Arial" w:cs="Arial" w:eastAsia="Arial" w:hAnsi="Arial"/>
+                <w:b/>
+                <w:bCs/>
+                <w:color w:val="C00000"/>
+                <w:sz w:val="17"/>
+                <w:szCs w:val="17"/>
+              </w:rPr>
+              <w:t xml:space="preserve">[FLAG] no change made</w:t>
+            </w:r>
+          </w:p>
+        </w:tc>
+        <w:tc>
+          <w:tcPr>
+            <w:tcW w:type="dxa" w:w="3300"/>
+            <w:tcBorders>
+              <w:top w:val="single" w:color="999999" w:sz="4"/>
+              <w:left w:val="single" w:color="999999" w:sz="4"/>
+              <w:bottom w:val="single" w:color="999999" w:sz="4"/>
+              <w:right w:val="single" w:color="999999" w:sz="4"/>
+            </w:tcBorders>
+            <w:shd w:fill="F8CBAD" w:color="auto" w:val="clear"/>
+            <w:tcMar>
+              <w:top w:type="dxa" w:w="50"/>
+              <w:left w:type="dxa" w:w="80"/>
+              <w:bottom w:type="dxa" w:w="50"/>
+              <w:right w:type="dxa" w:w="80"/>
+            </w:tcMar>
+          </w:tcPr>
+          <w:p>
+            <w:pPr>
+              <w:spacing w:after="60" w:before="0"/>
+            </w:pPr>
+            <w:r>
+              <w:rPr>
+                <w:rFonts w:ascii="Arial" w:cs="Arial" w:eastAsia="Arial" w:hAnsi="Arial"/>
+                <w:sz w:val="17"/>
+                <w:szCs w:val="17"/>
+              </w:rPr>
+              <w:t xml:space="preserve">Unit overview, learningOutcomes</w:t>
+            </w:r>
+          </w:p>
+        </w:tc>
+        <w:tc>
+          <w:tcPr>
+            <w:tcW w:type="dxa" w:w="5780"/>
+            <w:tcBorders>
+              <w:top w:val="single" w:color="999999" w:sz="4"/>
+              <w:left w:val="single" w:color="999999" w:sz="4"/>
+              <w:bottom w:val="single" w:color="999999" w:sz="4"/>
+              <w:right w:val="single" w:color="999999" w:sz="4"/>
+            </w:tcBorders>
+            <w:shd w:fill="F8CBAD" w:color="auto" w:val="clear"/>
+            <w:tcMar>
+              <w:top w:type="dxa" w:w="50"/>
+              <w:left w:type="dxa" w:w="80"/>
+              <w:bottom w:type="dxa" w:w="50"/>
+              <w:right w:type="dxa" w:w="80"/>
+            </w:tcMar>
+          </w:tcPr>
+          <w:p>
+            <w:pPr>
+              <w:spacing w:after="60" w:before="0"/>
+            </w:pPr>
+            <w:r>
+              <w:rPr>
+                <w:rFonts w:ascii="Arial" w:cs="Arial" w:eastAsia="Arial" w:hAnsi="Arial"/>
+                <w:sz w:val="17"/>
+                <w:szCs w:val="17"/>
+              </w:rPr>
+              <w:t xml:space="preserve">KICD wording check: the Grade 10 KICD PDFs available in data/raw/curriculum_pdfs/ cover Biology, Chemistry, Mathematics and Physics only. General Science Strand 3.0, Sub-Strand 3.1 'Turning Effect of Force' is not in them (the closest text, Physics 1.5 'Momen…</w:t>
+            </w:r>
+          </w:p>
+        </w:tc>
+      </w:tr>
+      <w:tr>
+        <w:trPr>
+          <w:cantSplit/>
+        </w:trPr>
+        <w:tc>
+          <w:tcPr>
+            <w:tcW w:type="dxa" w:w="2300"/>
+            <w:tcBorders>
+              <w:top w:val="single" w:color="999999" w:sz="4"/>
+              <w:left w:val="single" w:color="999999" w:sz="4"/>
+              <w:bottom w:val="single" w:color="999999" w:sz="4"/>
+              <w:right w:val="single" w:color="999999" w:sz="4"/>
+            </w:tcBorders>
+            <w:shd w:fill="F8CBAD" w:color="auto" w:val="clear"/>
+            <w:tcMar>
+              <w:top w:type="dxa" w:w="50"/>
+              <w:left w:type="dxa" w:w="80"/>
+              <w:bottom w:type="dxa" w:w="50"/>
+              <w:right w:type="dxa" w:w="80"/>
+            </w:tcMar>
+          </w:tcPr>
+          <w:p>
+            <w:pPr>
+              <w:spacing w:after="40"/>
+            </w:pPr>
+            <w:hyperlink w:history="1" w:anchor="i_gensci_3_1_088">
+              <w:r>
+                <w:rPr>
+                  <w:rFonts w:ascii="Arial" w:cs="Arial" w:eastAsia="Arial" w:hAnsi="Arial"/>
+                  <w:b/>
+                  <w:bCs/>
+                  <w:color w:val="0563C1"/>
+                  <w:sz w:val="17"/>
+                  <w:szCs w:val="17"/>
+                  <w:u w:val="single"/>
+                </w:rPr>
+                <w:t xml:space="preserve">gensci_3_1-088</w:t>
+              </w:r>
+            </w:hyperlink>
+          </w:p>
+        </w:tc>
+        <w:tc>
+          <w:tcPr>
+            <w:tcW w:type="dxa" w:w="2300"/>
+            <w:tcBorders>
+              <w:top w:val="single" w:color="999999" w:sz="4"/>
+              <w:left w:val="single" w:color="999999" w:sz="4"/>
+              <w:bottom w:val="single" w:color="999999" w:sz="4"/>
+              <w:right w:val="single" w:color="999999" w:sz="4"/>
+            </w:tcBorders>
+            <w:shd w:fill="F8CBAD" w:color="auto" w:val="clear"/>
+            <w:tcMar>
+              <w:top w:type="dxa" w:w="50"/>
+              <w:left w:type="dxa" w:w="80"/>
+              <w:bottom w:type="dxa" w:w="50"/>
+              <w:right w:type="dxa" w:w="80"/>
+            </w:tcMar>
+          </w:tcPr>
+          <w:p>
+            <w:pPr>
+              <w:spacing w:after="60" w:before="0"/>
+            </w:pPr>
+            <w:r>
+              <w:rPr>
+                <w:rFonts w:ascii="Arial" w:cs="Arial" w:eastAsia="Arial" w:hAnsi="Arial"/>
+                <w:b/>
+                <w:bCs/>
+                <w:color w:val="C00000"/>
+                <w:sz w:val="17"/>
+                <w:szCs w:val="17"/>
+              </w:rPr>
+              <w:t xml:space="preserve">[FLAG] no change made</w:t>
+            </w:r>
+          </w:p>
+        </w:tc>
+        <w:tc>
+          <w:tcPr>
+            <w:tcW w:type="dxa" w:w="3300"/>
+            <w:tcBorders>
+              <w:top w:val="single" w:color="999999" w:sz="4"/>
+              <w:left w:val="single" w:color="999999" w:sz="4"/>
+              <w:bottom w:val="single" w:color="999999" w:sz="4"/>
+              <w:right w:val="single" w:color="999999" w:sz="4"/>
+            </w:tcBorders>
+            <w:shd w:fill="F8CBAD" w:color="auto" w:val="clear"/>
+            <w:tcMar>
+              <w:top w:type="dxa" w:w="50"/>
+              <w:left w:type="dxa" w:w="80"/>
+              <w:bottom w:type="dxa" w:w="50"/>
+              <w:right w:type="dxa" w:w="80"/>
+            </w:tcMar>
+          </w:tcPr>
+          <w:p>
+            <w:pPr>
+              <w:spacing w:after="60" w:before="0"/>
+            </w:pPr>
+            <w:r>
+              <w:rPr>
+                <w:rFonts w:ascii="Arial" w:cs="Arial" w:eastAsia="Arial" w:hAnsi="Arial"/>
+                <w:sz w:val="17"/>
+                <w:szCs w:val="17"/>
+              </w:rPr>
+              <w:t xml:space="preserve">Final Explanation, rubric</w:t>
+            </w:r>
+          </w:p>
+        </w:tc>
+        <w:tc>
+          <w:tcPr>
+            <w:tcW w:type="dxa" w:w="5780"/>
+            <w:tcBorders>
+              <w:top w:val="single" w:color="999999" w:sz="4"/>
+              <w:left w:val="single" w:color="999999" w:sz="4"/>
+              <w:bottom w:val="single" w:color="999999" w:sz="4"/>
+              <w:right w:val="single" w:color="999999" w:sz="4"/>
+            </w:tcBorders>
+            <w:shd w:fill="F8CBAD" w:color="auto" w:val="clear"/>
+            <w:tcMar>
+              <w:top w:type="dxa" w:w="50"/>
+              <w:left w:type="dxa" w:w="80"/>
+              <w:bottom w:type="dxa" w:w="50"/>
+              <w:right w:type="dxa" w:w="80"/>
+            </w:tcMar>
+          </w:tcPr>
+          <w:p>
+            <w:pPr>
+              <w:spacing w:after="60" w:before="0"/>
+            </w:pPr>
+            <w:r>
+              <w:rPr>
+                <w:rFonts w:ascii="Arial" w:cs="Arial" w:eastAsia="Arial" w:hAnsi="Arial"/>
+                <w:sz w:val="17"/>
+                <w:szCs w:val="17"/>
+              </w:rPr>
+              <w:t xml:space="preserve">The contract allows only three level fields (excellent, proficient, developing) and the printed headings are fixed by the template, so the fourth CBE level, Below Expectations, cannot be represented. Suggestion for teachers: add a 'Below Expectations' column …</w:t>
+            </w:r>
+          </w:p>
+        </w:tc>
+      </w:tr>
+    </w:tbl>
+    <w:p>
+      <w:pPr>
+        <w:spacing w:after="120" w:before="0"/>
+      </w:pPr>
+      <w:r>
+        <w:rPr>
+          <w:rFonts w:ascii="Arial" w:cs="Arial" w:eastAsia="Arial" w:hAnsi="Arial"/>
+          <w:sz w:val="17"/>
+          <w:szCs w:val="17"/>
+        </w:rPr>
+        <w:t xml:space="preserve"/>
+      </w:r>
+    </w:p>
     <w:tbl>
       <w:tblPr>
         <w:tblW w:type="dxa" w:w="13680"/>
@@ -1332,6 +2501,9 @@
         </w:tc>
       </w:tr>
       <w:tr>
+        <w:trPr>
+          <w:cantSplit w:val="false"/>
+        </w:trPr>
         <w:tc>
           <w:tcPr>
             <w:tcW w:type="dxa" w:w="1300"/>
@@ -1368,6 +2540,7 @@
             <w:pPr>
               <w:spacing w:after="60" w:before="0"/>
             </w:pPr>
+            <w:bookmarkStart w:name="i_gensci_3_1_001" w:id="1"/>
             <w:r>
               <w:rPr>
                 <w:rFonts w:ascii="Arial" w:cs="Arial" w:eastAsia="Arial" w:hAnsi="Arial"/>
@@ -1378,6 +2551,7 @@
               </w:rPr>
               <w:t xml:space="preserve">gensci_3_1-001</w:t>
             </w:r>
+            <w:bookmarkEnd w:id="1"/>
           </w:p>
         </w:tc>
         <w:tc>
@@ -1725,6 +2899,9 @@
         </w:tc>
       </w:tr>
       <w:tr>
+        <w:trPr>
+          <w:cantSplit w:val="false"/>
+        </w:trPr>
         <w:tc>
           <w:tcPr>
             <w:tcW w:type="dxa" w:w="1300"/>
@@ -1761,6 +2938,7 @@
             <w:pPr>
               <w:spacing w:after="60" w:before="0"/>
             </w:pPr>
+            <w:bookmarkStart w:name="i_gensci_3_1_G_WB" w:id="1"/>
             <w:r>
               <w:rPr>
                 <w:rFonts w:ascii="Arial" w:cs="Arial" w:eastAsia="Arial" w:hAnsi="Arial"/>
@@ -1771,6 +2949,7 @@
               </w:rPr>
               <w:t xml:space="preserve">gensci_3_1 G-WB (group)</w:t>
             </w:r>
+            <w:bookmarkEnd w:id="1"/>
           </w:p>
           <w:p>
             <w:pPr>
@@ -2244,6 +3423,9 @@
         </w:tc>
       </w:tr>
       <w:tr>
+        <w:trPr>
+          <w:cantSplit w:val="false"/>
+        </w:trPr>
         <w:tc>
           <w:tcPr>
             <w:tcW w:type="dxa" w:w="1300"/>
@@ -2280,6 +3462,7 @@
             <w:pPr>
               <w:spacing w:after="60" w:before="0"/>
             </w:pPr>
+            <w:bookmarkStart w:name="i_gensci_3_1_004" w:id="1"/>
             <w:r>
               <w:rPr>
                 <w:rFonts w:ascii="Arial" w:cs="Arial" w:eastAsia="Arial" w:hAnsi="Arial"/>
@@ -2290,6 +3473,7 @@
               </w:rPr>
               <w:t xml:space="preserve">gensci_3_1-004</w:t>
             </w:r>
+            <w:bookmarkEnd w:id="1"/>
           </w:p>
         </w:tc>
         <w:tc>
@@ -2637,6 +3821,9 @@
         </w:tc>
       </w:tr>
       <w:tr>
+        <w:trPr>
+          <w:cantSplit w:val="false"/>
+        </w:trPr>
         <w:tc>
           <w:tcPr>
             <w:tcW w:type="dxa" w:w="1300"/>
@@ -2673,6 +3860,7 @@
             <w:pPr>
               <w:spacing w:after="60" w:before="0"/>
             </w:pPr>
+            <w:bookmarkStart w:name="i_gensci_3_1_G_L1T" w:id="1"/>
             <w:r>
               <w:rPr>
                 <w:rFonts w:ascii="Arial" w:cs="Arial" w:eastAsia="Arial" w:hAnsi="Arial"/>
@@ -2683,6 +3871,7 @@
               </w:rPr>
               <w:t xml:space="preserve">gensci_3_1 G-L1T (group)</w:t>
             </w:r>
+            <w:bookmarkEnd w:id="1"/>
           </w:p>
           <w:p>
             <w:pPr>
@@ -3212,6 +4401,9 @@
         </w:tc>
       </w:tr>
       <w:tr>
+        <w:trPr>
+          <w:cantSplit w:val="false"/>
+        </w:trPr>
         <w:tc>
           <w:tcPr>
             <w:tcW w:type="dxa" w:w="1300"/>
@@ -3248,6 +4440,7 @@
             <w:pPr>
               <w:spacing w:after="60" w:before="0"/>
             </w:pPr>
+            <w:bookmarkStart w:name="i_gensci_3_1_G_L2" w:id="1"/>
             <w:r>
               <w:rPr>
                 <w:rFonts w:ascii="Arial" w:cs="Arial" w:eastAsia="Arial" w:hAnsi="Arial"/>
@@ -3258,6 +4451,7 @@
               </w:rPr>
               <w:t xml:space="preserve">gensci_3_1 G-L2 (group)</w:t>
             </w:r>
+            <w:bookmarkEnd w:id="1"/>
           </w:p>
           <w:p>
             <w:pPr>
@@ -3707,6 +4901,9 @@
         </w:tc>
       </w:tr>
       <w:tr>
+        <w:trPr>
+          <w:cantSplit w:val="false"/>
+        </w:trPr>
         <w:tc>
           <w:tcPr>
             <w:tcW w:type="dxa" w:w="1300"/>
@@ -3744,6 +4941,7 @@
             <w:pPr>
               <w:spacing w:after="60" w:before="0"/>
             </w:pPr>
+            <w:bookmarkStart w:name="i_gensci_3_1_013" w:id="1"/>
             <w:r>
               <w:rPr>
                 <w:rFonts w:ascii="Arial" w:cs="Arial" w:eastAsia="Arial" w:hAnsi="Arial"/>
@@ -3754,6 +4952,7 @@
               </w:rPr>
               <w:t xml:space="preserve">gensci_3_1-013</w:t>
             </w:r>
+            <w:bookmarkEnd w:id="1"/>
           </w:p>
           <w:p>
             <w:pPr>
@@ -3765,10 +4964,10 @@
                 <w:b/>
                 <w:bCs/>
                 <w:color w:val="C55A11"/>
-                <w:sz w:val="14"/>
-                <w:szCs w:val="14"/>
-              </w:rPr>
-              <w:t xml:space="preserve">TEACHER DECISION</w:t>
+                <w:sz w:val="16"/>
+                <w:szCs w:val="16"/>
+              </w:rPr>
+              <w:t xml:space="preserve">[DECISION] CHANGE PROPOSED: PLEASE CONFIRM</w:t>
             </w:r>
           </w:p>
         </w:tc>
@@ -4122,6 +5321,9 @@
         </w:tc>
       </w:tr>
       <w:tr>
+        <w:trPr>
+          <w:cantSplit w:val="false"/>
+        </w:trPr>
         <w:tc>
           <w:tcPr>
             <w:tcW w:type="dxa" w:w="1300"/>
@@ -4158,6 +5360,7 @@
             <w:pPr>
               <w:spacing w:after="60" w:before="0"/>
             </w:pPr>
+            <w:bookmarkStart w:name="i_gensci_3_1_G_L2P" w:id="1"/>
             <w:r>
               <w:rPr>
                 <w:rFonts w:ascii="Arial" w:cs="Arial" w:eastAsia="Arial" w:hAnsi="Arial"/>
@@ -4168,6 +5371,7 @@
               </w:rPr>
               <w:t xml:space="preserve">gensci_3_1 G-L2P (group)</w:t>
             </w:r>
+            <w:bookmarkEnd w:id="1"/>
           </w:p>
           <w:p>
             <w:pPr>
@@ -4625,6 +5829,9 @@
         </w:tc>
       </w:tr>
       <w:tr>
+        <w:trPr>
+          <w:cantSplit w:val="false"/>
+        </w:trPr>
         <w:tc>
           <w:tcPr>
             <w:tcW w:type="dxa" w:w="1300"/>
@@ -4661,6 +5868,7 @@
             <w:pPr>
               <w:spacing w:after="60" w:before="0"/>
             </w:pPr>
+            <w:bookmarkStart w:name="i_gensci_3_1_G_L3" w:id="1"/>
             <w:r>
               <w:rPr>
                 <w:rFonts w:ascii="Arial" w:cs="Arial" w:eastAsia="Arial" w:hAnsi="Arial"/>
@@ -4671,6 +5879,7 @@
               </w:rPr>
               <w:t xml:space="preserve">gensci_3_1 G-L3 (group)</w:t>
             </w:r>
+            <w:bookmarkEnd w:id="1"/>
           </w:p>
           <w:p>
             <w:pPr>
@@ -5128,6 +6337,9 @@
         </w:tc>
       </w:tr>
       <w:tr>
+        <w:trPr>
+          <w:cantSplit w:val="false"/>
+        </w:trPr>
         <w:tc>
           <w:tcPr>
             <w:tcW w:type="dxa" w:w="1300"/>
@@ -5164,6 +6376,7 @@
             <w:pPr>
               <w:spacing w:after="60" w:before="0"/>
             </w:pPr>
+            <w:bookmarkStart w:name="i_gensci_3_1_020" w:id="1"/>
             <w:r>
               <w:rPr>
                 <w:rFonts w:ascii="Arial" w:cs="Arial" w:eastAsia="Arial" w:hAnsi="Arial"/>
@@ -5174,6 +6387,7 @@
               </w:rPr>
               <w:t xml:space="preserve">gensci_3_1-020</w:t>
             </w:r>
+            <w:bookmarkEnd w:id="1"/>
           </w:p>
         </w:tc>
         <w:tc>
@@ -5521,6 +6735,9 @@
         </w:tc>
       </w:tr>
       <w:tr>
+        <w:trPr>
+          <w:cantSplit w:val="false"/>
+        </w:trPr>
         <w:tc>
           <w:tcPr>
             <w:tcW w:type="dxa" w:w="1300"/>
@@ -5558,6 +6775,7 @@
             <w:pPr>
               <w:spacing w:after="60" w:before="0"/>
             </w:pPr>
+            <w:bookmarkStart w:name="i_gensci_3_1_021" w:id="1"/>
             <w:r>
               <w:rPr>
                 <w:rFonts w:ascii="Arial" w:cs="Arial" w:eastAsia="Arial" w:hAnsi="Arial"/>
@@ -5568,6 +6786,7 @@
               </w:rPr>
               <w:t xml:space="preserve">gensci_3_1-021</w:t>
             </w:r>
+            <w:bookmarkEnd w:id="1"/>
           </w:p>
           <w:p>
             <w:pPr>
@@ -5579,10 +6798,10 @@
                 <w:b/>
                 <w:bCs/>
                 <w:color w:val="C55A11"/>
-                <w:sz w:val="14"/>
-                <w:szCs w:val="14"/>
-              </w:rPr>
-              <w:t xml:space="preserve">TEACHER DECISION</w:t>
+                <w:sz w:val="16"/>
+                <w:szCs w:val="16"/>
+              </w:rPr>
+              <w:t xml:space="preserve">[DECISION] CHANGE PROPOSED: PLEASE CONFIRM</w:t>
             </w:r>
           </w:p>
         </w:tc>
@@ -5936,6 +7155,9 @@
         </w:tc>
       </w:tr>
       <w:tr>
+        <w:trPr>
+          <w:cantSplit w:val="false"/>
+        </w:trPr>
         <w:tc>
           <w:tcPr>
             <w:tcW w:type="dxa" w:w="1300"/>
@@ -5972,6 +7194,7 @@
             <w:pPr>
               <w:spacing w:after="60" w:before="0"/>
             </w:pPr>
+            <w:bookmarkStart w:name="i_gensci_3_1_G_L3N" w:id="1"/>
             <w:r>
               <w:rPr>
                 <w:rFonts w:ascii="Arial" w:cs="Arial" w:eastAsia="Arial" w:hAnsi="Arial"/>
@@ -5982,6 +7205,7 @@
               </w:rPr>
               <w:t xml:space="preserve">gensci_3_1 G-L3N (group)</w:t>
             </w:r>
+            <w:bookmarkEnd w:id="1"/>
           </w:p>
           <w:p>
             <w:pPr>
@@ -6463,6 +7687,9 @@
         </w:tc>
       </w:tr>
       <w:tr>
+        <w:trPr>
+          <w:cantSplit w:val="false"/>
+        </w:trPr>
         <w:tc>
           <w:tcPr>
             <w:tcW w:type="dxa" w:w="1300"/>
@@ -6500,6 +7727,7 @@
             <w:pPr>
               <w:spacing w:after="60" w:before="0"/>
             </w:pPr>
+            <w:bookmarkStart w:name="i_gensci_3_1_G_L4" w:id="1"/>
             <w:r>
               <w:rPr>
                 <w:rFonts w:ascii="Arial" w:cs="Arial" w:eastAsia="Arial" w:hAnsi="Arial"/>
@@ -6510,6 +7738,7 @@
               </w:rPr>
               <w:t xml:space="preserve">gensci_3_1 G-L4 (group)</w:t>
             </w:r>
+            <w:bookmarkEnd w:id="1"/>
           </w:p>
           <w:p>
             <w:pPr>
@@ -6553,10 +7782,10 @@
                 <w:b/>
                 <w:bCs/>
                 <w:color w:val="C55A11"/>
-                <w:sz w:val="14"/>
-                <w:szCs w:val="14"/>
-              </w:rPr>
-              <w:t xml:space="preserve">TEACHER DECISION</w:t>
+                <w:sz w:val="16"/>
+                <w:szCs w:val="16"/>
+              </w:rPr>
+              <w:t xml:space="preserve">[DECISION] CHANGE PROPOSED: PLEASE CONFIRM</w:t>
             </w:r>
           </w:p>
         </w:tc>
@@ -7388,6 +8617,9 @@
         </w:tc>
       </w:tr>
       <w:tr>
+        <w:trPr>
+          <w:cantSplit w:val="false"/>
+        </w:trPr>
         <w:tc>
           <w:tcPr>
             <w:tcW w:type="dxa" w:w="1300"/>
@@ -7424,6 +8656,7 @@
             <w:pPr>
               <w:spacing w:after="60" w:before="0"/>
             </w:pPr>
+            <w:bookmarkStart w:name="i_gensci_3_1_033" w:id="1"/>
             <w:r>
               <w:rPr>
                 <w:rFonts w:ascii="Arial" w:cs="Arial" w:eastAsia="Arial" w:hAnsi="Arial"/>
@@ -7434,6 +8667,7 @@
               </w:rPr>
               <w:t xml:space="preserve">gensci_3_1-033</w:t>
             </w:r>
+            <w:bookmarkEnd w:id="1"/>
           </w:p>
         </w:tc>
         <w:tc>
@@ -7781,6 +9015,9 @@
         </w:tc>
       </w:tr>
       <w:tr>
+        <w:trPr>
+          <w:cantSplit w:val="false"/>
+        </w:trPr>
         <w:tc>
           <w:tcPr>
             <w:tcW w:type="dxa" w:w="1300"/>
@@ -7817,6 +9054,7 @@
             <w:pPr>
               <w:spacing w:after="60" w:before="0"/>
             </w:pPr>
+            <w:bookmarkStart w:name="i_gensci_3_1_034" w:id="1"/>
             <w:r>
               <w:rPr>
                 <w:rFonts w:ascii="Arial" w:cs="Arial" w:eastAsia="Arial" w:hAnsi="Arial"/>
@@ -7827,6 +9065,7 @@
               </w:rPr>
               <w:t xml:space="preserve">gensci_3_1-034</w:t>
             </w:r>
+            <w:bookmarkEnd w:id="1"/>
           </w:p>
         </w:tc>
         <w:tc>
@@ -8174,6 +9413,9 @@
         </w:tc>
       </w:tr>
       <w:tr>
+        <w:trPr>
+          <w:cantSplit w:val="false"/>
+        </w:trPr>
         <w:tc>
           <w:tcPr>
             <w:tcW w:type="dxa" w:w="1300"/>
@@ -8211,6 +9453,7 @@
             <w:pPr>
               <w:spacing w:after="60" w:before="0"/>
             </w:pPr>
+            <w:bookmarkStart w:name="i_gensci_3_1_035" w:id="1"/>
             <w:r>
               <w:rPr>
                 <w:rFonts w:ascii="Arial" w:cs="Arial" w:eastAsia="Arial" w:hAnsi="Arial"/>
@@ -8221,6 +9464,7 @@
               </w:rPr>
               <w:t xml:space="preserve">gensci_3_1-035</w:t>
             </w:r>
+            <w:bookmarkEnd w:id="1"/>
           </w:p>
           <w:p>
             <w:pPr>
@@ -8232,10 +9476,10 @@
                 <w:b/>
                 <w:bCs/>
                 <w:color w:val="C55A11"/>
-                <w:sz w:val="14"/>
-                <w:szCs w:val="14"/>
-              </w:rPr>
-              <w:t xml:space="preserve">TEACHER DECISION</w:t>
+                <w:sz w:val="16"/>
+                <w:szCs w:val="16"/>
+              </w:rPr>
+              <w:t xml:space="preserve">[DECISION] CHANGE PROPOSED: PLEASE CONFIRM</w:t>
             </w:r>
           </w:p>
         </w:tc>
@@ -8589,6 +9833,9 @@
         </w:tc>
       </w:tr>
       <w:tr>
+        <w:trPr>
+          <w:cantSplit w:val="false"/>
+        </w:trPr>
         <w:tc>
           <w:tcPr>
             <w:tcW w:type="dxa" w:w="1300"/>
@@ -8625,6 +9872,7 @@
             <w:pPr>
               <w:spacing w:after="60" w:before="0"/>
             </w:pPr>
+            <w:bookmarkStart w:name="i_gensci_3_1_G_L6P" w:id="1"/>
             <w:r>
               <w:rPr>
                 <w:rFonts w:ascii="Arial" w:cs="Arial" w:eastAsia="Arial" w:hAnsi="Arial"/>
@@ -8635,6 +9883,7 @@
               </w:rPr>
               <w:t xml:space="preserve">gensci_3_1 G-L6P (group)</w:t>
             </w:r>
+            <w:bookmarkEnd w:id="1"/>
           </w:p>
           <w:p>
             <w:pPr>
@@ -9092,6 +10341,9 @@
         </w:tc>
       </w:tr>
       <w:tr>
+        <w:trPr>
+          <w:cantSplit w:val="false"/>
+        </w:trPr>
         <w:tc>
           <w:tcPr>
             <w:tcW w:type="dxa" w:w="1300"/>
@@ -9128,6 +10380,7 @@
             <w:pPr>
               <w:spacing w:after="60" w:before="0"/>
             </w:pPr>
+            <w:bookmarkStart w:name="i_gensci_3_1_047" w:id="1"/>
             <w:r>
               <w:rPr>
                 <w:rFonts w:ascii="Arial" w:cs="Arial" w:eastAsia="Arial" w:hAnsi="Arial"/>
@@ -9138,6 +10391,7 @@
               </w:rPr>
               <w:t xml:space="preserve">gensci_3_1-047</w:t>
             </w:r>
+            <w:bookmarkEnd w:id="1"/>
           </w:p>
         </w:tc>
         <w:tc>
@@ -9485,6 +10739,9 @@
         </w:tc>
       </w:tr>
       <w:tr>
+        <w:trPr>
+          <w:cantSplit w:val="false"/>
+        </w:trPr>
         <w:tc>
           <w:tcPr>
             <w:tcW w:type="dxa" w:w="1300"/>
@@ -9521,6 +10778,7 @@
             <w:pPr>
               <w:spacing w:after="60" w:before="0"/>
             </w:pPr>
+            <w:bookmarkStart w:name="i_gensci_3_1_050" w:id="1"/>
             <w:r>
               <w:rPr>
                 <w:rFonts w:ascii="Arial" w:cs="Arial" w:eastAsia="Arial" w:hAnsi="Arial"/>
@@ -9531,6 +10789,7 @@
               </w:rPr>
               <w:t xml:space="preserve">gensci_3_1-050</w:t>
             </w:r>
+            <w:bookmarkEnd w:id="1"/>
           </w:p>
         </w:tc>
         <w:tc>
@@ -9878,6 +11137,9 @@
         </w:tc>
       </w:tr>
       <w:tr>
+        <w:trPr>
+          <w:cantSplit w:val="false"/>
+        </w:trPr>
         <w:tc>
           <w:tcPr>
             <w:tcW w:type="dxa" w:w="1300"/>
@@ -9914,6 +11176,7 @@
             <w:pPr>
               <w:spacing w:after="60" w:before="0"/>
             </w:pPr>
+            <w:bookmarkStart w:name="i_gensci_3_1_051" w:id="1"/>
             <w:r>
               <w:rPr>
                 <w:rFonts w:ascii="Arial" w:cs="Arial" w:eastAsia="Arial" w:hAnsi="Arial"/>
@@ -9924,6 +11187,7 @@
               </w:rPr>
               <w:t xml:space="preserve">gensci_3_1-051</w:t>
             </w:r>
+            <w:bookmarkEnd w:id="1"/>
           </w:p>
         </w:tc>
         <w:tc>
@@ -10271,6 +11535,9 @@
         </w:tc>
       </w:tr>
       <w:tr>
+        <w:trPr>
+          <w:cantSplit w:val="false"/>
+        </w:trPr>
         <w:tc>
           <w:tcPr>
             <w:tcW w:type="dxa" w:w="1300"/>
@@ -10307,6 +11574,7 @@
             <w:pPr>
               <w:spacing w:after="60" w:before="0"/>
             </w:pPr>
+            <w:bookmarkStart w:name="i_gensci_3_1_052" w:id="1"/>
             <w:r>
               <w:rPr>
                 <w:rFonts w:ascii="Arial" w:cs="Arial" w:eastAsia="Arial" w:hAnsi="Arial"/>
@@ -10317,6 +11585,7 @@
               </w:rPr>
               <w:t xml:space="preserve">gensci_3_1-052</w:t>
             </w:r>
+            <w:bookmarkEnd w:id="1"/>
           </w:p>
         </w:tc>
         <w:tc>
@@ -10664,6 +11933,9 @@
         </w:tc>
       </w:tr>
       <w:tr>
+        <w:trPr>
+          <w:cantSplit w:val="false"/>
+        </w:trPr>
         <w:tc>
           <w:tcPr>
             <w:tcW w:type="dxa" w:w="1300"/>
@@ -10700,6 +11972,7 @@
             <w:pPr>
               <w:spacing w:after="60" w:before="0"/>
             </w:pPr>
+            <w:bookmarkStart w:name="i_gensci_3_1_G_L5" w:id="1"/>
             <w:r>
               <w:rPr>
                 <w:rFonts w:ascii="Arial" w:cs="Arial" w:eastAsia="Arial" w:hAnsi="Arial"/>
@@ -10710,6 +11983,7 @@
               </w:rPr>
               <w:t xml:space="preserve">gensci_3_1 G-L5 (group)</w:t>
             </w:r>
+            <w:bookmarkEnd w:id="1"/>
           </w:p>
           <w:p>
             <w:pPr>
@@ -11207,6 +12481,9 @@
         </w:tc>
       </w:tr>
       <w:tr>
+        <w:trPr>
+          <w:cantSplit w:val="false"/>
+        </w:trPr>
         <w:tc>
           <w:tcPr>
             <w:tcW w:type="dxa" w:w="1300"/>
@@ -11243,6 +12520,7 @@
             <w:pPr>
               <w:spacing w:after="60" w:before="0"/>
             </w:pPr>
+            <w:bookmarkStart w:name="i_gensci_3_1_G_L5T" w:id="1"/>
             <w:r>
               <w:rPr>
                 <w:rFonts w:ascii="Arial" w:cs="Arial" w:eastAsia="Arial" w:hAnsi="Arial"/>
@@ -11253,6 +12531,7 @@
               </w:rPr>
               <w:t xml:space="preserve">gensci_3_1 G-L5T (group)</w:t>
             </w:r>
+            <w:bookmarkEnd w:id="1"/>
           </w:p>
           <w:p>
             <w:pPr>
@@ -11758,6 +13037,9 @@
         </w:tc>
       </w:tr>
       <w:tr>
+        <w:trPr>
+          <w:cantSplit w:val="false"/>
+        </w:trPr>
         <w:tc>
           <w:tcPr>
             <w:tcW w:type="dxa" w:w="1300"/>
@@ -11794,6 +13076,7 @@
             <w:pPr>
               <w:spacing w:after="60" w:before="0"/>
             </w:pPr>
+            <w:bookmarkStart w:name="i_gensci_3_1_G_L6T" w:id="1"/>
             <w:r>
               <w:rPr>
                 <w:rFonts w:ascii="Arial" w:cs="Arial" w:eastAsia="Arial" w:hAnsi="Arial"/>
@@ -11804,6 +13087,7 @@
               </w:rPr>
               <w:t xml:space="preserve">gensci_3_1 G-L6T (group)</w:t>
             </w:r>
+            <w:bookmarkEnd w:id="1"/>
           </w:p>
           <w:p>
             <w:pPr>
@@ -12285,6 +13569,9 @@
         </w:tc>
       </w:tr>
       <w:tr>
+        <w:trPr>
+          <w:cantSplit w:val="false"/>
+        </w:trPr>
         <w:tc>
           <w:tcPr>
             <w:tcW w:type="dxa" w:w="1300"/>
@@ -12321,6 +13608,7 @@
             <w:pPr>
               <w:spacing w:after="60" w:before="0"/>
             </w:pPr>
+            <w:bookmarkStart w:name="i_gensci_3_1_066" w:id="1"/>
             <w:r>
               <w:rPr>
                 <w:rFonts w:ascii="Arial" w:cs="Arial" w:eastAsia="Arial" w:hAnsi="Arial"/>
@@ -12331,6 +13619,7 @@
               </w:rPr>
               <w:t xml:space="preserve">gensci_3_1-066</w:t>
             </w:r>
+            <w:bookmarkEnd w:id="1"/>
           </w:p>
         </w:tc>
         <w:tc>
@@ -12678,6 +13967,9 @@
         </w:tc>
       </w:tr>
       <w:tr>
+        <w:trPr>
+          <w:cantSplit w:val="false"/>
+        </w:trPr>
         <w:tc>
           <w:tcPr>
             <w:tcW w:type="dxa" w:w="1300"/>
@@ -12714,6 +14006,7 @@
             <w:pPr>
               <w:spacing w:after="60" w:before="0"/>
             </w:pPr>
+            <w:bookmarkStart w:name="i_gensci_3_1_067" w:id="1"/>
             <w:r>
               <w:rPr>
                 <w:rFonts w:ascii="Arial" w:cs="Arial" w:eastAsia="Arial" w:hAnsi="Arial"/>
@@ -12724,6 +14017,7 @@
               </w:rPr>
               <w:t xml:space="preserve">gensci_3_1-067</w:t>
             </w:r>
+            <w:bookmarkEnd w:id="1"/>
           </w:p>
         </w:tc>
         <w:tc>
@@ -13071,6 +14365,9 @@
         </w:tc>
       </w:tr>
       <w:tr>
+        <w:trPr>
+          <w:cantSplit w:val="false"/>
+        </w:trPr>
         <w:tc>
           <w:tcPr>
             <w:tcW w:type="dxa" w:w="1300"/>
@@ -13107,6 +14404,7 @@
             <w:pPr>
               <w:spacing w:after="60" w:before="0"/>
             </w:pPr>
+            <w:bookmarkStart w:name="i_gensci_3_1_068" w:id="1"/>
             <w:r>
               <w:rPr>
                 <w:rFonts w:ascii="Arial" w:cs="Arial" w:eastAsia="Arial" w:hAnsi="Arial"/>
@@ -13117,6 +14415,7 @@
               </w:rPr>
               <w:t xml:space="preserve">gensci_3_1-068</w:t>
             </w:r>
+            <w:bookmarkEnd w:id="1"/>
           </w:p>
         </w:tc>
         <w:tc>
@@ -13464,6 +14763,9 @@
         </w:tc>
       </w:tr>
       <w:tr>
+        <w:trPr>
+          <w:cantSplit w:val="false"/>
+        </w:trPr>
         <w:tc>
           <w:tcPr>
             <w:tcW w:type="dxa" w:w="1300"/>
@@ -13500,6 +14802,7 @@
             <w:pPr>
               <w:spacing w:after="60" w:before="0"/>
             </w:pPr>
+            <w:bookmarkStart w:name="i_gensci_3_1_G_L7N" w:id="1"/>
             <w:r>
               <w:rPr>
                 <w:rFonts w:ascii="Arial" w:cs="Arial" w:eastAsia="Arial" w:hAnsi="Arial"/>
@@ -13510,6 +14813,7 @@
               </w:rPr>
               <w:t xml:space="preserve">gensci_3_1 G-L7N (group)</w:t>
             </w:r>
+            <w:bookmarkEnd w:id="1"/>
           </w:p>
           <w:p>
             <w:pPr>
@@ -13959,6 +15263,9 @@
         </w:tc>
       </w:tr>
       <w:tr>
+        <w:trPr>
+          <w:cantSplit w:val="false"/>
+        </w:trPr>
         <w:tc>
           <w:tcPr>
             <w:tcW w:type="dxa" w:w="1300"/>
@@ -13995,6 +15302,7 @@
             <w:pPr>
               <w:spacing w:after="60" w:before="0"/>
             </w:pPr>
+            <w:bookmarkStart w:name="i_gensci_3_1_G_L7T" w:id="1"/>
             <w:r>
               <w:rPr>
                 <w:rFonts w:ascii="Arial" w:cs="Arial" w:eastAsia="Arial" w:hAnsi="Arial"/>
@@ -14005,6 +15313,7 @@
               </w:rPr>
               <w:t xml:space="preserve">gensci_3_1 G-L7T (group)</w:t>
             </w:r>
+            <w:bookmarkEnd w:id="1"/>
           </w:p>
           <w:p>
             <w:pPr>
@@ -14486,6 +15795,9 @@
         </w:tc>
       </w:tr>
       <w:tr>
+        <w:trPr>
+          <w:cantSplit w:val="false"/>
+        </w:trPr>
         <w:tc>
           <w:tcPr>
             <w:tcW w:type="dxa" w:w="1300"/>
@@ -14522,6 +15834,7 @@
             <w:pPr>
               <w:spacing w:after="60" w:before="0"/>
             </w:pPr>
+            <w:bookmarkStart w:name="i_gensci_3_1_G_L8T" w:id="1"/>
             <w:r>
               <w:rPr>
                 <w:rFonts w:ascii="Arial" w:cs="Arial" w:eastAsia="Arial" w:hAnsi="Arial"/>
@@ -14532,6 +15845,7 @@
               </w:rPr>
               <w:t xml:space="preserve">gensci_3_1 G-L8T (group)</w:t>
             </w:r>
+            <w:bookmarkEnd w:id="1"/>
           </w:p>
           <w:p>
             <w:pPr>
@@ -14989,6 +16303,9 @@
         </w:tc>
       </w:tr>
       <w:tr>
+        <w:trPr>
+          <w:cantSplit w:val="false"/>
+        </w:trPr>
         <w:tc>
           <w:tcPr>
             <w:tcW w:type="dxa" w:w="1300"/>
@@ -15025,6 +16342,7 @@
             <w:pPr>
               <w:spacing w:after="60" w:before="0"/>
             </w:pPr>
+            <w:bookmarkStart w:name="i_gensci_3_1_082" w:id="1"/>
             <w:r>
               <w:rPr>
                 <w:rFonts w:ascii="Arial" w:cs="Arial" w:eastAsia="Arial" w:hAnsi="Arial"/>
@@ -15035,6 +16353,7 @@
               </w:rPr>
               <w:t xml:space="preserve">gensci_3_1-082</w:t>
             </w:r>
+            <w:bookmarkEnd w:id="1"/>
           </w:p>
         </w:tc>
         <w:tc>
@@ -15382,6 +16701,9 @@
         </w:tc>
       </w:tr>
       <w:tr>
+        <w:trPr>
+          <w:cantSplit w:val="false"/>
+        </w:trPr>
         <w:tc>
           <w:tcPr>
             <w:tcW w:type="dxa" w:w="1300"/>
@@ -15418,6 +16740,7 @@
             <w:pPr>
               <w:spacing w:after="60" w:before="0"/>
             </w:pPr>
+            <w:bookmarkStart w:name="i_gensci_3_1_083" w:id="1"/>
             <w:r>
               <w:rPr>
                 <w:rFonts w:ascii="Arial" w:cs="Arial" w:eastAsia="Arial" w:hAnsi="Arial"/>
@@ -15428,6 +16751,7 @@
               </w:rPr>
               <w:t xml:space="preserve">gensci_3_1-083</w:t>
             </w:r>
+            <w:bookmarkEnd w:id="1"/>
           </w:p>
         </w:tc>
         <w:tc>
@@ -15775,6 +17099,9 @@
         </w:tc>
       </w:tr>
       <w:tr>
+        <w:trPr>
+          <w:cantSplit w:val="false"/>
+        </w:trPr>
         <w:tc>
           <w:tcPr>
             <w:tcW w:type="dxa" w:w="1300"/>
@@ -15812,6 +17139,7 @@
             <w:pPr>
               <w:spacing w:after="60" w:before="0"/>
             </w:pPr>
+            <w:bookmarkStart w:name="i_gensci_3_1_G_L8TP" w:id="1"/>
             <w:r>
               <w:rPr>
                 <w:rFonts w:ascii="Arial" w:cs="Arial" w:eastAsia="Arial" w:hAnsi="Arial"/>
@@ -15822,6 +17150,7 @@
               </w:rPr>
               <w:t xml:space="preserve">gensci_3_1 G-L8TP (group)</w:t>
             </w:r>
+            <w:bookmarkEnd w:id="1"/>
           </w:p>
           <w:p>
             <w:pPr>
@@ -15865,10 +17194,10 @@
                 <w:b/>
                 <w:bCs/>
                 <w:color w:val="C55A11"/>
-                <w:sz w:val="14"/>
-                <w:szCs w:val="14"/>
-              </w:rPr>
-              <w:t xml:space="preserve">TEACHER DECISION</w:t>
+                <w:sz w:val="16"/>
+                <w:szCs w:val="16"/>
+              </w:rPr>
+              <w:t xml:space="preserve">[DECISION] CHANGE PROPOSED: PLEASE CONFIRM</w:t>
             </w:r>
           </w:p>
         </w:tc>
@@ -16292,6 +17621,9 @@
         </w:tc>
       </w:tr>
       <w:tr>
+        <w:trPr>
+          <w:cantSplit w:val="false"/>
+        </w:trPr>
         <w:tc>
           <w:tcPr>
             <w:tcW w:type="dxa" w:w="1300"/>
@@ -16328,6 +17660,7 @@
             <w:pPr>
               <w:spacing w:after="60" w:before="0"/>
             </w:pPr>
+            <w:bookmarkStart w:name="i_gensci_3_1_086" w:id="1"/>
             <w:r>
               <w:rPr>
                 <w:rFonts w:ascii="Arial" w:cs="Arial" w:eastAsia="Arial" w:hAnsi="Arial"/>
@@ -16338,6 +17671,7 @@
               </w:rPr>
               <w:t xml:space="preserve">gensci_3_1-086</w:t>
             </w:r>
+            <w:bookmarkEnd w:id="1"/>
           </w:p>
         </w:tc>
         <w:tc>
@@ -16685,6 +18019,9 @@
         </w:tc>
       </w:tr>
       <w:tr>
+        <w:trPr>
+          <w:cantSplit w:val="false"/>
+        </w:trPr>
         <w:tc>
           <w:tcPr>
             <w:tcW w:type="dxa" w:w="1300"/>
@@ -16721,6 +18058,7 @@
             <w:pPr>
               <w:spacing w:after="60" w:before="0"/>
             </w:pPr>
+            <w:bookmarkStart w:name="i_gensci_3_1_087" w:id="1"/>
             <w:r>
               <w:rPr>
                 <w:rFonts w:ascii="Arial" w:cs="Arial" w:eastAsia="Arial" w:hAnsi="Arial"/>
@@ -16731,6 +18069,7 @@
               </w:rPr>
               <w:t xml:space="preserve">gensci_3_1-087</w:t>
             </w:r>
+            <w:bookmarkEnd w:id="1"/>
           </w:p>
         </w:tc>
         <w:tc>
@@ -17078,6 +18417,9 @@
         </w:tc>
       </w:tr>
       <w:tr>
+        <w:trPr>
+          <w:cantSplit w:val="false"/>
+        </w:trPr>
         <w:tc>
           <w:tcPr>
             <w:tcW w:type="dxa" w:w="1300"/>
@@ -17087,7 +18429,7 @@
               <w:bottom w:val="single" w:color="999999" w:sz="4"/>
               <w:right w:val="single" w:color="999999" w:sz="4"/>
             </w:tcBorders>
-            <w:shd w:fill="FFF2CC" w:color="auto" w:val="clear"/>
+            <w:shd w:fill="F8CBAD" w:color="auto" w:val="clear"/>
             <w:tcMar>
               <w:top w:type="dxa" w:w="50"/>
               <w:left w:type="dxa" w:w="80"/>
@@ -17115,6 +18457,7 @@
             <w:pPr>
               <w:spacing w:after="60" w:before="0"/>
             </w:pPr>
+            <w:bookmarkStart w:name="i_gensci_3_1_003" w:id="1"/>
             <w:r>
               <w:rPr>
                 <w:rFonts w:ascii="Arial" w:cs="Arial" w:eastAsia="Arial" w:hAnsi="Arial"/>
@@ -17125,6 +18468,7 @@
               </w:rPr>
               <w:t xml:space="preserve">gensci_3_1-003</w:t>
             </w:r>
+            <w:bookmarkEnd w:id="1"/>
           </w:p>
           <w:p>
             <w:pPr>
@@ -17135,27 +18479,11 @@
                 <w:rFonts w:ascii="Arial" w:cs="Arial" w:eastAsia="Arial" w:hAnsi="Arial"/>
                 <w:b/>
                 <w:bCs/>
-                <w:color w:val="C55A11"/>
-                <w:sz w:val="14"/>
-                <w:szCs w:val="14"/>
-              </w:rPr>
-              <w:t xml:space="preserve">TEACHER DECISION</w:t>
-            </w:r>
-          </w:p>
-          <w:p>
-            <w:pPr>
-              <w:spacing w:after="10" w:before="0"/>
-            </w:pPr>
-            <w:r>
-              <w:rPr>
-                <w:rFonts w:ascii="Arial" w:cs="Arial" w:eastAsia="Arial" w:hAnsi="Arial"/>
-                <w:b/>
-                <w:bCs/>
-                <w:color w:val="C55A11"/>
-                <w:sz w:val="14"/>
-                <w:szCs w:val="14"/>
-              </w:rPr>
-              <w:t xml:space="preserve">FLAG</w:t>
+                <w:color w:val="C00000"/>
+                <w:sz w:val="16"/>
+                <w:szCs w:val="16"/>
+              </w:rPr>
+              <w:t xml:space="preserve">[FLAG] NO CHANGE MADE: YOUR DECISION NEEDED</w:t>
             </w:r>
           </w:p>
         </w:tc>
@@ -17168,7 +18496,7 @@
               <w:bottom w:val="single" w:color="999999" w:sz="4"/>
               <w:right w:val="single" w:color="999999" w:sz="4"/>
             </w:tcBorders>
-            <w:shd w:fill="FFF2CC" w:color="auto" w:val="clear"/>
+            <w:shd w:fill="F8CBAD" w:color="auto" w:val="clear"/>
             <w:tcMar>
               <w:top w:type="dxa" w:w="50"/>
               <w:left w:type="dxa" w:w="80"/>
@@ -17214,7 +18542,7 @@
               <w:bottom w:val="single" w:color="999999" w:sz="4"/>
               <w:right w:val="single" w:color="999999" w:sz="4"/>
             </w:tcBorders>
-            <w:shd w:fill="FFF2CC" w:color="auto" w:val="clear"/>
+            <w:shd w:fill="F8CBAD" w:color="auto" w:val="clear"/>
             <w:tcMar>
               <w:top w:type="dxa" w:w="50"/>
               <w:left w:type="dxa" w:w="80"/>
@@ -17247,7 +18575,7 @@
               <w:bottom w:val="single" w:color="999999" w:sz="4"/>
               <w:right w:val="single" w:color="999999" w:sz="4"/>
             </w:tcBorders>
-            <w:shd w:fill="FFF2CC" w:color="auto" w:val="clear"/>
+            <w:shd w:fill="F8CBAD" w:color="auto" w:val="clear"/>
             <w:tcMar>
               <w:top w:type="dxa" w:w="50"/>
               <w:left w:type="dxa" w:w="80"/>
@@ -17294,7 +18622,7 @@
               <w:bottom w:val="single" w:color="999999" w:sz="4"/>
               <w:right w:val="single" w:color="999999" w:sz="4"/>
             </w:tcBorders>
-            <w:shd w:fill="FFF2CC" w:color="auto" w:val="clear"/>
+            <w:shd w:fill="F8CBAD" w:color="auto" w:val="clear"/>
             <w:tcMar>
               <w:top w:type="dxa" w:w="50"/>
               <w:left w:type="dxa" w:w="80"/>
@@ -17325,7 +18653,7 @@
               <w:bottom w:val="single" w:color="999999" w:sz="4"/>
               <w:right w:val="single" w:color="999999" w:sz="4"/>
             </w:tcBorders>
-            <w:shd w:fill="FFF2CC" w:color="auto" w:val="clear"/>
+            <w:shd w:fill="F8CBAD" w:color="auto" w:val="clear"/>
             <w:tcMar>
               <w:top w:type="dxa" w:w="50"/>
               <w:left w:type="dxa" w:w="80"/>
@@ -17462,6 +18790,9 @@
         </w:tc>
       </w:tr>
       <w:tr>
+        <w:trPr>
+          <w:cantSplit w:val="false"/>
+        </w:trPr>
         <w:tc>
           <w:tcPr>
             <w:tcW w:type="dxa" w:w="1300"/>
@@ -17471,7 +18802,7 @@
               <w:bottom w:val="single" w:color="999999" w:sz="4"/>
               <w:right w:val="single" w:color="999999" w:sz="4"/>
             </w:tcBorders>
-            <w:shd w:fill="FFF2CC" w:color="auto" w:val="clear"/>
+            <w:shd w:fill="F8CBAD" w:color="auto" w:val="clear"/>
             <w:tcMar>
               <w:top w:type="dxa" w:w="50"/>
               <w:left w:type="dxa" w:w="80"/>
@@ -17499,6 +18830,7 @@
             <w:pPr>
               <w:spacing w:after="60" w:before="0"/>
             </w:pPr>
+            <w:bookmarkStart w:name="i_gensci_3_1_088" w:id="1"/>
             <w:r>
               <w:rPr>
                 <w:rFonts w:ascii="Arial" w:cs="Arial" w:eastAsia="Arial" w:hAnsi="Arial"/>
@@ -17509,6 +18841,7 @@
               </w:rPr>
               <w:t xml:space="preserve">gensci_3_1-088</w:t>
             </w:r>
+            <w:bookmarkEnd w:id="1"/>
           </w:p>
           <w:p>
             <w:pPr>
@@ -17519,27 +18852,11 @@
                 <w:rFonts w:ascii="Arial" w:cs="Arial" w:eastAsia="Arial" w:hAnsi="Arial"/>
                 <w:b/>
                 <w:bCs/>
-                <w:color w:val="C55A11"/>
-                <w:sz w:val="14"/>
-                <w:szCs w:val="14"/>
-              </w:rPr>
-              <w:t xml:space="preserve">TEACHER DECISION</w:t>
-            </w:r>
-          </w:p>
-          <w:p>
-            <w:pPr>
-              <w:spacing w:after="10" w:before="0"/>
-            </w:pPr>
-            <w:r>
-              <w:rPr>
-                <w:rFonts w:ascii="Arial" w:cs="Arial" w:eastAsia="Arial" w:hAnsi="Arial"/>
-                <w:b/>
-                <w:bCs/>
-                <w:color w:val="C55A11"/>
-                <w:sz w:val="14"/>
-                <w:szCs w:val="14"/>
-              </w:rPr>
-              <w:t xml:space="preserve">FLAG</w:t>
+                <w:color w:val="C00000"/>
+                <w:sz w:val="16"/>
+                <w:szCs w:val="16"/>
+              </w:rPr>
+              <w:t xml:space="preserve">[FLAG] NO CHANGE MADE: YOUR DECISION NEEDED</w:t>
             </w:r>
           </w:p>
         </w:tc>
@@ -17552,7 +18869,7 @@
               <w:bottom w:val="single" w:color="999999" w:sz="4"/>
               <w:right w:val="single" w:color="999999" w:sz="4"/>
             </w:tcBorders>
-            <w:shd w:fill="FFF2CC" w:color="auto" w:val="clear"/>
+            <w:shd w:fill="F8CBAD" w:color="auto" w:val="clear"/>
             <w:tcMar>
               <w:top w:type="dxa" w:w="50"/>
               <w:left w:type="dxa" w:w="80"/>
@@ -17598,7 +18915,7 @@
               <w:bottom w:val="single" w:color="999999" w:sz="4"/>
               <w:right w:val="single" w:color="999999" w:sz="4"/>
             </w:tcBorders>
-            <w:shd w:fill="FFF2CC" w:color="auto" w:val="clear"/>
+            <w:shd w:fill="F8CBAD" w:color="auto" w:val="clear"/>
             <w:tcMar>
               <w:top w:type="dxa" w:w="50"/>
               <w:left w:type="dxa" w:w="80"/>
@@ -17631,7 +18948,7 @@
               <w:bottom w:val="single" w:color="999999" w:sz="4"/>
               <w:right w:val="single" w:color="999999" w:sz="4"/>
             </w:tcBorders>
-            <w:shd w:fill="FFF2CC" w:color="auto" w:val="clear"/>
+            <w:shd w:fill="F8CBAD" w:color="auto" w:val="clear"/>
             <w:tcMar>
               <w:top w:type="dxa" w:w="50"/>
               <w:left w:type="dxa" w:w="80"/>
@@ -17678,7 +18995,7 @@
               <w:bottom w:val="single" w:color="999999" w:sz="4"/>
               <w:right w:val="single" w:color="999999" w:sz="4"/>
             </w:tcBorders>
-            <w:shd w:fill="FFF2CC" w:color="auto" w:val="clear"/>
+            <w:shd w:fill="F8CBAD" w:color="auto" w:val="clear"/>
             <w:tcMar>
               <w:top w:type="dxa" w:w="50"/>
               <w:left w:type="dxa" w:w="80"/>
@@ -17709,7 +19026,7 @@
               <w:bottom w:val="single" w:color="999999" w:sz="4"/>
               <w:right w:val="single" w:color="999999" w:sz="4"/>
             </w:tcBorders>
-            <w:shd w:fill="FFF2CC" w:color="auto" w:val="clear"/>
+            <w:shd w:fill="F8CBAD" w:color="auto" w:val="clear"/>
             <w:tcMar>
               <w:top w:type="dxa" w:w="50"/>
               <w:left w:type="dxa" w:w="80"/>

--- a/data/revised_2026-10_full/journal/Journal_General_Science.docx
+++ b/data/revised_2026-10_full/journal/Journal_General_Science.docx
@@ -95,7 +95,7 @@
           <w:sz w:val="17"/>
           <w:szCs w:val="17"/>
         </w:rPr>
-        <w:t xml:space="preserve">ORANGE rows carry [FLAG]: a problem or question where no text was changed and you must decide what to do. YELLOW rows carry [DECISION]: Claude proposed a change that depends on a judgement call, please confirm it. To jump to them, press Ctrl+F and search for  [FLAG]  or  [DECISION] , or use the "Needs your attention" list at the top of each sub-strand (click an item number to jump to it).</w:t>
+        <w:t xml:space="preserve">ORANGE rows carry [FLAG]: a problem or question where no text was changed and you must decide what to do. YELLOW rows carry [DECISION]: Claude proposed a change that depends on a judgement call, please confirm it. To jump to them, press Ctrl+F and search for  [FLAG]  or  [DECISION] , or use the "Needs your attention" list at the top of each sub-strand (click an item number to jump to it). A separate document, Flagged_Items_&lt;Subject&gt;.docx, lists ONLY these items so you can read them together; record your answer (ACCEPT or EDIT) in the journal, next to the same item number, not in the summary.</w:t>
       </w:r>
     </w:p>
     <w:p>
